--- a/dosyalar/bep/arapca-6-sinif-bep-destek-egitim-odasi.docx
+++ b/dosyalar/bep/arapca-6-sinif-bep-destek-egitim-odasi.docx
@@ -5034,7 +5034,7 @@
                       <w:rtl/>
                       <w:lang w:bidi="ar-SA"/>
                     </w:rPr>
-                    <w:t xml:space="preserve">جَدَّة</w:t>
+                    <w:t xml:space="preserve">جَدَّة</w:t>
                   </w:r>
                 </w:p>
               </w:tc>
@@ -5238,7 +5238,7 @@
                       <w:rtl/>
                       <w:lang w:bidi="ar-SA"/>
                     </w:rPr>
-                    <w:t xml:space="preserve">اَلْأَقارِب</w:t>
+                    <w:t xml:space="preserve">اَلأَقارِب</w:t>
                   </w:r>
                 </w:p>
               </w:tc>
@@ -6138,7 +6138,7 @@
                 <w:rtl/>
                 <w:lang w:bidi="ar-SA"/>
               </w:rPr>
-              <w:t xml:space="preserve">أَقْسامُ الْمَدْرَسَة</w:t>
+              <w:t xml:space="preserve">أَقْسامُ المَدْرَسَة</w:t>
             </w:r>
           </w:p>
         </w:tc>
@@ -6216,7 +6216,7 @@
                 <w:rtl/>
                 <w:lang w:bidi="ar-SA"/>
               </w:rPr>
-              <w:t xml:space="preserve">أَدَواتُ الْمَدْرَسَة</w:t>
+              <w:t xml:space="preserve">أَدَواتُ المَدْرَسَة</w:t>
             </w:r>
           </w:p>
         </w:tc>
@@ -6660,7 +6660,7 @@
                 <w:sz w:val="17"/>
                 <w:szCs w:val="17"/>
               </w:rPr>
-              <w:t xml:space="preserve">Cevaplar: أَقْسامُ الْمَدْرَسَة = Okulun bölümleri   ·   أَدَواتُ الْمَدْرَسَة = Okul araçları   ·   خَريطَة = Harita   ·   مَكْتَبَة = Kütüphane, kitaplık   ·   مُخْتَبَر = Laboratuvar   ·   مَسْجِد = Cami</w:t>
+              <w:t xml:space="preserve">Cevaplar: أَقْسامُ المَدْرَسَة = Okulun bölümleri   ·   أَدَواتُ المَدْرَسَة = Okul araçları   ·   خَريطَة = Harita   ·   مَكْتَبَة = Kütüphane, kitaplık   ·   مُخْتَبَر = Laboratuvar   ·   مَسْجِد = Cami</w:t>
             </w:r>
           </w:p>
         </w:tc>

--- a/dosyalar/bep/arapca-6-sinif-bep-destek-egitim-odasi.docx
+++ b/dosyalar/bep/arapca-6-sinif-bep-destek-egitim-odasi.docx
@@ -81,7 +81,7 @@
                 <w:sz w:val="18"/>
                 <w:szCs w:val="18"/>
               </w:rPr>
-              <w:t xml:space="preserve">2026-2027 · Arapça Dersi · 6. Sınıf · 2025 Arapça Dersi Öğretim Programı (5-8. sınıflar)</w:t>
+              <w:t xml:space="preserve">2026-2027 · Arapça Dersi · 6. Sınıf · Arapça Dersi Öğretim Programı (5-8. sınıflar)</w:t>
             </w:r>
           </w:p>
         </w:tc>
